--- a/docs/entrega/5_Video_Guion.docx
+++ b/docs/entrega/5_Video_Guion.docx
@@ -2,6 +2,26 @@
 <file path=word/document.xml><?xml version="1.0" encoding="utf-8"?>
 <w:document xmlns:wpc="http://schemas.microsoft.com/office/word/2010/wordprocessingCanvas" xmlns:mo="http://schemas.microsoft.com/office/mac/office/2008/main" xmlns:mc="http://schemas.openxmlformats.org/markup-compatibility/2006" xmlns:mv="urn:schemas-microsoft-com:mac:vml" xmlns:o="urn:schemas-microsoft-com:office:office" xmlns:r="http://schemas.openxmlformats.org/officeDocument/2006/relationships" xmlns:m="http://schemas.openxmlformats.org/officeDocument/2006/math" xmlns:v="urn:schemas-microsoft-com:vml" xmlns:wp14="http://schemas.microsoft.com/office/word/2010/wordprocessingDrawing" xmlns:wp="http://schemas.openxmlformats.org/drawingml/2006/wordprocessingDrawing" xmlns:w10="urn:schemas-microsoft-com:office:word" xmlns:w="http://schemas.openxmlformats.org/wordprocessingml/2006/main" xmlns:w14="http://schemas.microsoft.com/office/word/2010/wordml" xmlns:wpg="http://schemas.microsoft.com/office/word/2010/wordprocessingGroup" xmlns:wpi="http://schemas.microsoft.com/office/word/2010/wordprocessingInk" xmlns:wne="http://schemas.microsoft.com/office/word/2006/wordml" xmlns:wps="http://schemas.microsoft.com/office/word/2010/wordprocessingShape" mc:Ignorable="w14 wp14">
   <w:body>
+    <w:p>
+      <w:pPr>
+        <w:spacing w:after="120" w:line="240" w:lineRule="auto"/>
+      </w:pPr>
+    </w:p>
+    <w:p>
+      <w:pPr>
+        <w:spacing w:after="40"/>
+        <w:jc w:val="center"/>
+      </w:pPr>
+      <w:r>
+        <w:rPr>
+          <w:b/>
+          <w:i w:val="0"/>
+          <w:color w:val="000000"/>
+          <w:sz w:val="36"/>
+        </w:rPr>
+        <w:t>UNIVERSIDAD NACIONAL JOSÉ MARÍA ARGUEDAS</w:t>
+      </w:r>
+    </w:p>
     <w:p>
       <w:pPr>
         <w:spacing w:after="0"/>
@@ -9,12 +29,27 @@
       </w:pPr>
       <w:r>
         <w:rPr>
-          <w:b/>
+          <w:b w:val="0"/>
           <w:i w:val="0"/>
-          <w:color w:val="1E3A8A"/>
-          <w:sz w:val="24"/>
+          <w:color w:val="000000"/>
+          <w:sz w:val="26"/>
         </w:rPr>
-        <w:t>UNIVERSIDAD NACIONAL JOSÉ MARÍA ARGUEDAS</w:t>
+        <w:t>Facultad de Ingeniería</w:t>
+      </w:r>
+    </w:p>
+    <w:p>
+      <w:pPr>
+        <w:spacing w:after="160"/>
+        <w:jc w:val="center"/>
+      </w:pPr>
+      <w:r>
+        <w:rPr>
+          <w:b w:val="0"/>
+          <w:i w:val="0"/>
+          <w:color w:val="000000"/>
+          <w:sz w:val="26"/>
+        </w:rPr>
+        <w:t>Escuela Profesional de Ingeniería de Sistemas</w:t>
       </w:r>
     </w:p>
     <w:p>
@@ -22,13 +57,58 @@
         <w:jc w:val="center"/>
       </w:pPr>
       <w:r>
+        <w:drawing>
+          <wp:inline xmlns:a="http://schemas.openxmlformats.org/drawingml/2006/main" xmlns:pic="http://schemas.openxmlformats.org/drawingml/2006/picture">
+            <wp:extent cx="1872000" cy="2186496"/>
+            <wp:docPr id="1" name="Picture 1"/>
+            <wp:cNvGraphicFramePr>
+              <a:graphicFrameLocks noChangeAspect="1"/>
+            </wp:cNvGraphicFramePr>
+            <a:graphic>
+              <a:graphicData uri="http://schemas.openxmlformats.org/drawingml/2006/picture">
+                <pic:pic>
+                  <pic:nvPicPr>
+                    <pic:cNvPr id="0" name="logo_unajma.png"/>
+                    <pic:cNvPicPr/>
+                  </pic:nvPicPr>
+                  <pic:blipFill>
+                    <a:blip r:embed="rId10"/>
+                    <a:stretch>
+                      <a:fillRect/>
+                    </a:stretch>
+                  </pic:blipFill>
+                  <pic:spPr>
+                    <a:xfrm>
+                      <a:off x="0" y="0"/>
+                      <a:ext cx="1872000" cy="2186496"/>
+                    </a:xfrm>
+                    <a:prstGeom prst="rect"/>
+                  </pic:spPr>
+                </pic:pic>
+              </a:graphicData>
+            </a:graphic>
+          </wp:inline>
+        </w:drawing>
+      </w:r>
+    </w:p>
+    <w:p>
+      <w:pPr>
+        <w:spacing w:after="80" w:line="240" w:lineRule="auto"/>
+      </w:pPr>
+    </w:p>
+    <w:p>
+      <w:pPr>
+        <w:spacing w:after="240"/>
+        <w:jc w:val="center"/>
+      </w:pPr>
+      <w:r>
         <w:rPr>
           <w:b w:val="0"/>
           <w:i w:val="0"/>
-          <w:color w:val="4B5563"/>
-          <w:sz w:val="19"/>
+          <w:color w:val="000000"/>
+          <w:sz w:val="24"/>
         </w:rPr>
-        <w:t>Facultad de Ingeniería · Escuela Profesional de Ingeniería de Sistemas · Computación Gráfica (IIAD65) · Semestre 2026-II</w:t>
+        <w:t>Asignatura: Computación Gráfica (IIAD65) · Semestre 2026-II</w:t>
       </w:r>
     </w:p>
     <w:p>
@@ -40,23 +120,171 @@
         <w:rPr>
           <w:b/>
           <w:i w:val="0"/>
-          <w:color w:val="1E3A8A"/>
-          <w:sz w:val="30"/>
+          <w:color w:val="000000"/>
+          <w:sz w:val="26"/>
         </w:rPr>
         <w:t>GUION DEL VIDEO DE DEMOSTRACIÓN</w:t>
       </w:r>
     </w:p>
     <w:p>
       <w:pPr>
+        <w:spacing w:after="240"/>
+        <w:jc w:val="center"/>
+      </w:pPr>
+      <w:r>
+        <w:rPr>
+          <w:b/>
+          <w:i w:val="0"/>
+          <w:color w:val="000000"/>
+          <w:sz w:val="30"/>
+        </w:rPr>
+        <w:t>GEOMATRIZ 2D: LABORATORIO INTERACTIVO DE GEOMETRÍA 2D CON MATRICES VISIBLES</w:t>
+      </w:r>
+    </w:p>
+    <w:p>
+      <w:pPr>
+        <w:spacing w:after="40"/>
+        <w:jc w:val="center"/>
+      </w:pPr>
+      <w:r>
+        <w:rPr>
+          <w:b/>
+          <w:i w:val="0"/>
+          <w:color w:val="000000"/>
+          <w:sz w:val="24"/>
+        </w:rPr>
+        <w:t>Grupo N.º: 3</w:t>
+      </w:r>
+    </w:p>
+    <w:p>
+      <w:pPr>
+        <w:spacing w:after="0"/>
+        <w:jc w:val="center"/>
+      </w:pPr>
+      <w:r>
+        <w:rPr>
+          <w:b/>
+          <w:i w:val="0"/>
+          <w:color w:val="000000"/>
+          <w:sz w:val="24"/>
+        </w:rPr>
+        <w:t>Integrantes (rol):</w:t>
+      </w:r>
+    </w:p>
+    <w:p>
+      <w:pPr>
+        <w:spacing w:after="0"/>
         <w:jc w:val="center"/>
       </w:pPr>
       <w:r>
         <w:rPr>
           <w:b w:val="0"/>
-          <w:i/>
+          <w:i w:val="0"/>
+          <w:color w:val="000000"/>
           <w:sz w:val="22"/>
         </w:rPr>
-        <w:t>Duración objetivo: 4 minutos 30 segundos (la guía pide de 3 a 5 minutos)</w:t>
+        <w:t>1. Oscco Zarabia Rider Gilmar (Coordinación, renderizado y plano cartesiano, repositorio e informe)</w:t>
+      </w:r>
+    </w:p>
+    <w:p>
+      <w:pPr>
+        <w:spacing w:after="0"/>
+        <w:jc w:val="center"/>
+      </w:pPr>
+      <w:r>
+        <w:rPr>
+          <w:b w:val="0"/>
+          <w:i w:val="0"/>
+          <w:color w:val="000000"/>
+          <w:sz w:val="22"/>
+        </w:rPr>
+        <w:t>2. Vargas Alhuay Hernan (Núcleo matemático (matrices y composición) y pruebas)</w:t>
+      </w:r>
+    </w:p>
+    <w:p>
+      <w:pPr>
+        <w:spacing w:after="0"/>
+        <w:jc w:val="center"/>
+      </w:pPr>
+      <w:r>
+        <w:rPr>
+          <w:b w:val="0"/>
+          <w:i w:val="0"/>
+          <w:color w:val="000000"/>
+          <w:sz w:val="22"/>
+        </w:rPr>
+        <w:t>3. Chilingano Lazo Albert (Interfaz, validación, explicaciones, manual de usuario y video)</w:t>
+      </w:r>
+    </w:p>
+    <w:p>
+      <w:pPr>
+        <w:spacing w:after="80" w:line="240" w:lineRule="auto"/>
+      </w:pPr>
+    </w:p>
+    <w:p>
+      <w:pPr>
+        <w:spacing w:after="0"/>
+        <w:jc w:val="center"/>
+      </w:pPr>
+      <w:r>
+        <w:rPr>
+          <w:b/>
+          <w:i w:val="0"/>
+          <w:color w:val="000000"/>
+          <w:sz w:val="24"/>
+        </w:rPr>
+        <w:t>Docente:</w:t>
+      </w:r>
+    </w:p>
+    <w:p>
+      <w:pPr>
+        <w:spacing w:after="280"/>
+        <w:jc w:val="center"/>
+      </w:pPr>
+      <w:r>
+        <w:rPr>
+          <w:b w:val="0"/>
+          <w:i w:val="0"/>
+          <w:color w:val="000000"/>
+          <w:sz w:val="24"/>
+        </w:rPr>
+        <w:t>Mtro. Jhamer Anderson Rojas Silva</w:t>
+      </w:r>
+    </w:p>
+    <w:p>
+      <w:pPr>
+        <w:spacing w:after="0"/>
+        <w:jc w:val="center"/>
+      </w:pPr>
+      <w:r>
+        <w:rPr>
+          <w:b/>
+          <w:i w:val="0"/>
+          <w:color w:val="000000"/>
+          <w:sz w:val="24"/>
+        </w:rPr>
+        <w:t>Andahuaylas, Perú, octubre de 2026</w:t>
+      </w:r>
+    </w:p>
+    <w:p>
+      <w:r>
+        <w:br w:type="page"/>
+      </w:r>
+    </w:p>
+    <w:p>
+      <w:r>
+        <w:rPr>
+          <w:b/>
+          <w:i w:val="0"/>
+        </w:rPr>
+        <w:t xml:space="preserve">Duración objetivo: </w:t>
+      </w:r>
+      <w:r>
+        <w:rPr>
+          <w:b w:val="0"/>
+          <w:i w:val="0"/>
+        </w:rPr>
+        <w:t>4 minutos 30 segundos (la guía pide de 3 a 5 minutos).</w:t>
       </w:r>
     </w:p>
     <w:p>
@@ -771,7 +999,7 @@
                 <w:i w:val="0"/>
                 <w:sz w:val="19"/>
               </w:rPr>
-              <w:t>Exportación, resultados de las pruebas (39 de 39) y cierre con la actividad RSU prevista.</w:t>
+              <w:t>Exportación, resultados de las pruebas (39 de 39) y cierre con la presentación RSU al docente de Turpo.</w:t>
             </w:r>
           </w:p>
         </w:tc>
@@ -1222,7 +1450,7 @@
       <w:spacing w:line="360" w:lineRule="auto" w:after="120"/>
     </w:pPr>
     <w:rPr>
-      <w:rFonts w:ascii="Arial" w:hAnsi="Arial" w:eastAsia="Arial"/>
+      <w:rFonts w:ascii="Times New Roman" w:hAnsi="Times New Roman" w:eastAsia="Times New Roman" w:cs="Times New Roman"/>
       <w:sz w:val="24"/>
     </w:rPr>
   </w:style>
@@ -1285,7 +1513,7 @@
       <w:outlineLvl w:val="0"/>
     </w:pPr>
     <w:rPr>
-      <w:rFonts w:asciiTheme="majorHAnsi" w:eastAsiaTheme="majorEastAsia" w:hAnsiTheme="majorHAnsi" w:cstheme="majorBidi" w:ascii="Arial" w:hAnsi="Arial" w:eastAsia="Arial"/>
+      <w:rFonts w:ascii="Times New Roman" w:hAnsi="Times New Roman" w:eastAsia="Times New Roman" w:cs="Times New Roman"/>
       <w:b/>
       <w:bCs/>
       <w:color w:val="1E3A8A"/>
@@ -1309,7 +1537,7 @@
       <w:outlineLvl w:val="1"/>
     </w:pPr>
     <w:rPr>
-      <w:rFonts w:asciiTheme="majorHAnsi" w:eastAsiaTheme="majorEastAsia" w:hAnsiTheme="majorHAnsi" w:cstheme="majorBidi" w:ascii="Arial" w:hAnsi="Arial" w:eastAsia="Arial"/>
+      <w:rFonts w:ascii="Times New Roman" w:hAnsi="Times New Roman" w:eastAsia="Times New Roman" w:cs="Times New Roman"/>
       <w:b/>
       <w:bCs/>
       <w:color w:val="1E3A8A"/>
@@ -1333,7 +1561,7 @@
       <w:outlineLvl w:val="2"/>
     </w:pPr>
     <w:rPr>
-      <w:rFonts w:asciiTheme="majorHAnsi" w:eastAsiaTheme="majorEastAsia" w:hAnsiTheme="majorHAnsi" w:cstheme="majorBidi" w:ascii="Arial" w:hAnsi="Arial" w:eastAsia="Arial"/>
+      <w:rFonts w:ascii="Times New Roman" w:hAnsi="Times New Roman" w:eastAsia="Times New Roman" w:cs="Times New Roman"/>
       <w:b/>
       <w:bCs/>
       <w:color w:val="1E3A8A"/>
@@ -1757,7 +1985,7 @@
       <w:contextualSpacing/>
     </w:pPr>
     <w:rPr>
-      <w:rFonts w:ascii="Arial" w:hAnsi="Arial"/>
+      <w:rFonts w:ascii="Times New Roman" w:hAnsi="Times New Roman"/>
       <w:sz w:val="24"/>
     </w:rPr>
   </w:style>
@@ -1801,7 +2029,7 @@
       <w:contextualSpacing/>
     </w:pPr>
     <w:rPr>
-      <w:rFonts w:ascii="Arial" w:hAnsi="Arial"/>
+      <w:rFonts w:ascii="Times New Roman" w:hAnsi="Times New Roman"/>
       <w:sz w:val="24"/>
     </w:rPr>
   </w:style>
